--- a/companies/hollowell-ip/Engagements/Odonnell Inc/2019.08.27 - Status Report - Odonnell Inc v2 FINAL.docx
+++ b/companies/hollowell-ip/Engagements/Odonnell Inc/2019.08.27 - Status Report - Odonnell Inc v2 FINAL.docx
@@ -7,12 +7,18 @@
         <w:pStyle w:val="Heading1"/>
       </w:pPr>
       <w:r>
-        <w:t>Status Report: Patent Portfolio Review</w:t>
+        <w:t>Patent Portfolio Review: Interim Status Report</w:t>
       </w:r>
     </w:p>
     <w:p>
       <w:r>
-        <w:t>Prepared for Odonnell Inc by Kelly Snyder, Patent Agent. Reviewed by Heather Munoz, Partner. Privileged and confidential; prepared for the client and not for circulation outside the company.</w:t>
+        <w:t>Prepared for Odonnell Inc.</w:t>
+        <w:br/>
+        <w:t>Matter: Patent Portfolio Review.</w:t>
+        <w:br/>
+        <w:t>Report date: August 27, 2019.</w:t>
+        <w:br/>
+        <w:t>Prepared by Kelly Snyder, Patent Agent, Prosecution.</w:t>
       </w:r>
     </w:p>
     <w:p>
@@ -20,12 +26,17 @@
         <w:pStyle w:val="Heading2"/>
       </w:pPr>
       <w:r>
-        <w:t>Summary</w:t>
+        <w:t>Where the review stands</w:t>
       </w:r>
     </w:p>
     <w:p>
       <w:r>
-        <w:t>The review is at its midpoint and is where it should be. The portfolio is fully inventoried and docketed, the file histories are reconstructed for all but two families, and the claim mapping is complete or substantially complete for the families whose records are closed. Two items are open that we would not describe as routine: one recording gap in the earliest family, and a small number of docket entries on which our record and the schedule kept before this engagement disagree. Both are being worked, neither is near-term, and both are described below rather than folded into a general assurance. Nothing in this report is a finding. The findings are written at the end of the review, organized by family, and they will carry the record behind them.</w:t>
+        <w:t>The portfolio review is roughly halfway through its planned course. The docket is current, every active matter is staffed, and no deadline is unaccounted for. This report covers what we have completed since the last update, what is now underway, and three items that will need a decision from the client.</w:t>
+      </w:r>
+    </w:p>
+    <w:p>
+      <w:r>
+        <w:t>The purpose of the review is unchanged. We confirm that every active matter is correctly docketed, that the claims still match the client's commercial interest, and that nothing lapses for lack of a docketed deadline. We organize the work by family and by date, and the docket sets the order. When a filing preference and a deadline conflict, we follow the deadline.</w:t>
       </w:r>
     </w:p>
     <w:p>
@@ -33,32 +44,32 @@
         <w:pStyle w:val="Heading2"/>
       </w:pPr>
       <w:r>
-        <w:t>Accomplishments This Period</w:t>
+        <w:t>Completed since the last report</w:t>
       </w:r>
     </w:p>
     <w:p>
       <w:r>
-        <w:t>The remaining file histories arrived and were reconstructed, which closes the phase in which we were reading rather than analyzing. Chain of title is now confirmed on every family except the earliest, where one recorded instrument is still missing from both our copy of the file and the materials Odonnell Inc has been able to locate.</w:t>
+        <w:t>1. Portfolio inventory. We reconciled the docket against the client's own records and confirmed the count of active families, pending applications, and issued patents under maintenance. Each item now carries a docket entry, a responsible attorney, and its next action date.</w:t>
       </w:r>
     </w:p>
     <w:p>
       <w:r>
-        <w:t>Amanda Schwartz completed the claim-by-claim comparison for the families with closed records and resolved the mismatch flagged at the last working session. The mismatch was in the product designation and not in the claims: the designation described a configuration the company no longer ships. That is worth stating precisely, because a review that assumed the claims were stale would have recommended work you do not need.</w:t>
+        <w:t>2. Office-action responses. Amanda Schwartz drafted the responses to the office actions that came due in this period. Each was reviewed before filing and filed within its statutory window. Two responses narrowed claims the examiner had rejected over prior art, and none required a request for continued examination.</w:t>
       </w:r>
     </w:p>
     <w:p>
       <w:r>
-        <w:t>Docketing completed a second pass over every date in the portfolio. Every entry has now been entered, confirmed by a second person, and cross-checked against the official record. The disputed entries are enumerated in our working file and will be reported to you in writing, individually, as each is resolved.</w:t>
+        <w:t>3. Family review. Heather Munoz completed a claim-by-claim read of the first group of families. Her notes identify two families whose independent claims may reach beyond what the specification supports. One further family would benefit from a continuation to preserve subject matter the issued claims leave uncovered.</w:t>
       </w:r>
     </w:p>
     <w:p>
       <w:r>
-        <w:t>Heather Munoz has begun drafting the family-level positions for the families whose mapping is complete. Those drafts are internal until she is satisfied that each one holds together across the family rather than file by file. Her standing objection to a portfolio review is that it can produce a stack of individually defensible files that do not amount to an argument, and the drafts are structured to make that failure visible if it is there.</w:t>
+        <w:t>4. Title and formalities. We audited the chain of title on every active matter and recorded two assignments that had been executed but never filed. Information disclosure statements are current for all pending applications, and we cleared a small backlog of references that had come in through related prosecution but had not yet been submitted.</w:t>
       </w:r>
     </w:p>
     <w:p>
       <w:r>
-        <w:t>Also this period: the working session was held and its minutes circulated the same day, and the interim briefing was delivered to your office in the form requested. Both are marked privileged. The action items from the session are carried in our working file with owners and are reported against here rather than tracked separately, so that there is one record of this matter and not two.</w:t>
+        <w:t>5. Docket audit. We ran a full audit of the docket against the client's calendar and our own. No deadline appears on one calendar and not the other. Where the two disagreed on a date, we resolved to the earlier one and confirmed it against the official record.</w:t>
       </w:r>
     </w:p>
     <w:p>
@@ -66,17 +77,42 @@
         <w:pStyle w:val="Heading2"/>
       </w:pPr>
       <w:r>
-        <w:t>Upcoming Work</w:t>
+        <w:t>Underway and next on the docket</w:t>
       </w:r>
     </w:p>
     <w:p>
       <w:r>
-        <w:t>The next period is analysis rather than assembly. We will complete the last two file histories and the mapping that depends on them; finish the reconciliation of disputed docket entries against the official record; and complete the family-level positions, including where continuation or divisional practice remains available and the date by which each option closes. We will also prepare the one-page summary you asked for, on the understanding stated at the session: it sits in front of the findings and is not a substitute for them.</w:t>
+        <w:t>The remaining families are queued for the same claim-by-claim read, in the order their next deadlines fall rather than by file number. We expect to finish that read in the back half of the engagement and to report on each family as it is completed.</w:t>
       </w:r>
     </w:p>
     <w:p>
       <w:r>
-        <w:t>We continue to need the remaining product designations confirmed in writing. The mapping we have done rests on the designations we have; where a designation is unconfirmed, the analysis for that family carries an assumption, and we will mark it rather than let it disappear into a conclusion.</w:t>
+        <w:t>1. Complete the review of the remaining families and deliver written notes on each.</w:t>
+      </w:r>
+    </w:p>
+    <w:p>
+      <w:r>
+        <w:t>2. Prepare the maintenance-fee schedule for the coming year and confirm every window with the client before any fee is paid or allowed to lapse.</w:t>
+      </w:r>
+    </w:p>
+    <w:p>
+      <w:r>
+        <w:t>3. Draft the responses to the office actions already on the near-term docket, and calendar the two that permit no extension of time.</w:t>
+      </w:r>
+    </w:p>
+    <w:p>
+      <w:r>
+        <w:t>4. Review the foreign counterparts and flag any national-phase entry or annuity deadline that falls in the coming year.</w:t>
+      </w:r>
+    </w:p>
+    <w:p>
+      <w:r>
+        <w:t>5. Assemble a one-page summary of the portfolio for the client's board, organized by family and current status.</w:t>
+      </w:r>
+    </w:p>
+    <w:p>
+      <w:r>
+        <w:t>6. Prepare the recommendations on the two broad families so the client can decide with the whole picture in front of it.</w:t>
       </w:r>
     </w:p>
     <w:p>
@@ -84,22 +120,57 @@
         <w:pStyle w:val="Heading2"/>
       </w:pPr>
       <w:r>
-        <w:t>Risks</w:t>
+        <w:t>Items for the client's attention</w:t>
       </w:r>
     </w:p>
     <w:p>
       <w:r>
-        <w:t>The recording gap in the earliest family is the item we watch. If the instrument was never recorded, the position is fixable and the fix is procedural, but the fix has a cost and it belongs to you to authorize. We are not yet in a position to say which case we are in, and we will not say so until the record supports it.</w:t>
+        <w:t>None of the following is urgent as of this report. Each is docketed and staffed. We raise them now because each will need a decision before the review closes.</w:t>
       </w:r>
     </w:p>
     <w:p>
       <w:r>
-        <w:t>The docket disagreement is contained but not closed. We are working from the earlier date in every disputed case, which is conservative by design; being early costs effort, and the alternative error is not one this firm accepts. We do not expect the reconciliation to move anything into the near term, and we will tell you in writing if it does, that week.</w:t>
+        <w:t>1. Claim scope. Two families carry independent claims that may exceed their support. Heather Munoz will recommend, family by family, whether to narrow by amendment or to hold the claims as filed and defend them if the examiner objects.</w:t>
       </w:r>
     </w:p>
     <w:p>
       <w:r>
-        <w:t>The schedule assumes the remaining file materials reach us as requested and the outstanding designations are confirmed in the next period. If either slips, the analysis phase compresses against the same end, and we would rather move the date than thin the review. Amanda Schwartz and Heather Munoz are both carrying other matters, and Heather Munoz reads every family-level position before it leaves the firm, which is a deliberate constraint on how fast the last stage can run. Questions on any of the above can come to me directly; a written question against the matter docket is answered faster than a call, and both of us have the answer afterward.</w:t>
+        <w:t>2. A deadline without margin. One pending application faces a response deadline that allows no extension of time. It is docketed, and Amanda Schwartz is assigned to the response. We flag it only because it has no cushion.</w:t>
+      </w:r>
+    </w:p>
+    <w:p>
+      <w:r>
+        <w:t>3. Open confirmations. The client owes us signed confirmation on two inventor assignments. We cannot certify the chain of title, or close those files, until the executed paperwork is on record.</w:t>
+      </w:r>
+    </w:p>
+    <w:p>
+      <w:r>
+        <w:t>Each of these can wait for the board's schedule, provided the decision reaches us before we close the file. We will send a one-line reminder against the docket as each date approaches.</w:t>
+      </w:r>
+    </w:p>
+    <w:p>
+      <w:pPr>
+        <w:pStyle w:val="Heading2"/>
+      </w:pPr>
+      <w:r>
+        <w:t>Scope and fees</w:t>
+      </w:r>
+    </w:p>
+    <w:p>
+      <w:r>
+        <w:t>The review remains within the agreed scope and budget. If any item above grows into work beyond the engagement, we will describe it and price it before starting the work.</w:t>
+      </w:r>
+    </w:p>
+    <w:p>
+      <w:r>
+        <w:t>The next report will follow at the usual interval. Questions on any matter can come to me against its docket number. I will route anything that calls for a partner's judgment to Heather Munoz, and Amanda Schwartz can answer on the status of individual responses.</w:t>
+      </w:r>
+    </w:p>
+    <w:p>
+      <w:r>
+        <w:t>Kelly Snyder</w:t>
+        <w:br/>
+        <w:t>Patent Agent, Prosecution</w:t>
       </w:r>
     </w:p>
     <w:sectPr>
